--- a/牛客项目.docx
+++ b/牛客项目.docx
@@ -966,8 +966,14 @@
           </wp:inline>
         </w:drawing>
       </w:r>
-      <w:bookmarkStart w:id="0" w:name="_GoBack"/>
-      <w:bookmarkEnd w:id="0"/>
+    </w:p>
+    <w:p>
+      <w:r>
+        <w:rPr>
+          <w:rFonts w:hint="default"/>
+        </w:rPr>
+        <w:t xml:space="preserve"> A temporary password is generated for root@localhost: s-kaXigp(3=9</w:t>
+      </w:r>
     </w:p>
     <w:p>
       <w:pPr>
@@ -1101,19 +1107,789 @@
         </w:drawing>
       </w:r>
     </w:p>
+    <w:p>
+      <w:pPr>
+        <w:numPr>
+          <w:ilvl w:val="0"/>
+          <w:numId w:val="2"/>
+        </w:numPr>
+        <w:rPr>
+          <w:rFonts w:hint="default" w:eastAsiaTheme="minorEastAsia"/>
+          <w:lang w:val="en-US" w:eastAsia="zh-CN"/>
+        </w:rPr>
+      </w:pPr>
+      <w:r>
+        <w:rPr>
+          <w:rFonts w:hint="eastAsia"/>
+          <w:lang w:val="en-US" w:eastAsia="zh-CN"/>
+        </w:rPr>
+        <w:t>登陆+修改密码</w:t>
+      </w:r>
+    </w:p>
+    <w:p>
+      <w:r>
+        <w:drawing>
+          <wp:inline distT="0" distB="0" distL="114300" distR="114300">
+            <wp:extent cx="5272405" cy="2174875"/>
+            <wp:effectExtent l="0" t="0" r="10795" b="9525"/>
+            <wp:docPr id="17" name="Picture 17"/>
+            <wp:cNvGraphicFramePr>
+              <a:graphicFrameLocks xmlns:a="http://schemas.openxmlformats.org/drawingml/2006/main" noChangeAspect="1"/>
+            </wp:cNvGraphicFramePr>
+            <a:graphic xmlns:a="http://schemas.openxmlformats.org/drawingml/2006/main">
+              <a:graphicData uri="http://schemas.openxmlformats.org/drawingml/2006/picture">
+                <pic:pic xmlns:pic="http://schemas.openxmlformats.org/drawingml/2006/picture">
+                  <pic:nvPicPr>
+                    <pic:cNvPr id="17" name="Picture 17"/>
+                    <pic:cNvPicPr>
+                      <a:picLocks noChangeAspect="1"/>
+                    </pic:cNvPicPr>
+                  </pic:nvPicPr>
+                  <pic:blipFill>
+                    <a:blip r:embed="rId11"/>
+                    <a:stretch>
+                      <a:fillRect/>
+                    </a:stretch>
+                  </pic:blipFill>
+                  <pic:spPr>
+                    <a:xfrm>
+                      <a:off x="0" y="0"/>
+                      <a:ext cx="5272405" cy="2174875"/>
+                    </a:xfrm>
+                    <a:prstGeom prst="rect">
+                      <a:avLst/>
+                    </a:prstGeom>
+                    <a:noFill/>
+                    <a:ln>
+                      <a:noFill/>
+                    </a:ln>
+                  </pic:spPr>
+                </pic:pic>
+              </a:graphicData>
+            </a:graphic>
+          </wp:inline>
+        </w:drawing>
+      </w:r>
+    </w:p>
     <w:p/>
     <w:p>
       <w:pPr>
         <w:rPr>
+          <w:rFonts w:hint="eastAsia"/>
+          <w:lang w:val="en-US" w:eastAsia="zh-CN"/>
+        </w:rPr>
+      </w:pPr>
+      <w:r>
+        <w:rPr>
+          <w:rFonts w:hint="eastAsia"/>
+          <w:lang w:val="en-US" w:eastAsia="zh-CN"/>
+        </w:rPr>
+        <w:t>homebrew安装mysql：</w:t>
+      </w:r>
+    </w:p>
+    <w:p>
+      <w:pPr>
+        <w:rPr>
           <w:rFonts w:hint="default"/>
           <w:lang w:val="en-US" w:eastAsia="zh-CN"/>
         </w:rPr>
       </w:pPr>
-    </w:p>
-    <w:p>
-      <w:pPr>
-        <w:rPr>
-          <w:rFonts w:hint="default" w:eastAsia="PMingLiU"/>
+      <w:r>
+        <w:rPr>
+          <w:rFonts w:hint="default"/>
+          <w:lang w:val="en-US" w:eastAsia="zh-CN"/>
+        </w:rPr>
+        <w:t>brew install mysql</w:t>
+      </w:r>
+    </w:p>
+    <w:p>
+      <w:r>
+        <w:drawing>
+          <wp:inline distT="0" distB="0" distL="114300" distR="114300">
+            <wp:extent cx="5272405" cy="249555"/>
+            <wp:effectExtent l="0" t="0" r="10795" b="4445"/>
+            <wp:docPr id="18" name="Picture 1"/>
+            <wp:cNvGraphicFramePr>
+              <a:graphicFrameLocks xmlns:a="http://schemas.openxmlformats.org/drawingml/2006/main" noChangeAspect="1"/>
+            </wp:cNvGraphicFramePr>
+            <a:graphic xmlns:a="http://schemas.openxmlformats.org/drawingml/2006/main">
+              <a:graphicData uri="http://schemas.openxmlformats.org/drawingml/2006/picture">
+                <pic:pic xmlns:pic="http://schemas.openxmlformats.org/drawingml/2006/picture">
+                  <pic:nvPicPr>
+                    <pic:cNvPr id="18" name="Picture 1"/>
+                    <pic:cNvPicPr>
+                      <a:picLocks noChangeAspect="1"/>
+                    </pic:cNvPicPr>
+                  </pic:nvPicPr>
+                  <pic:blipFill>
+                    <a:blip r:embed="rId12"/>
+                    <a:stretch>
+                      <a:fillRect/>
+                    </a:stretch>
+                  </pic:blipFill>
+                  <pic:spPr>
+                    <a:xfrm>
+                      <a:off x="0" y="0"/>
+                      <a:ext cx="5272405" cy="249555"/>
+                    </a:xfrm>
+                    <a:prstGeom prst="rect">
+                      <a:avLst/>
+                    </a:prstGeom>
+                    <a:noFill/>
+                    <a:ln>
+                      <a:noFill/>
+                    </a:ln>
+                  </pic:spPr>
+                </pic:pic>
+              </a:graphicData>
+            </a:graphic>
+          </wp:inline>
+        </w:drawing>
+      </w:r>
+    </w:p>
+    <w:p>
+      <w:pPr>
+        <w:rPr>
+          <w:rFonts w:hint="default" w:eastAsiaTheme="minorEastAsia"/>
+          <w:lang w:val="en-US" w:eastAsia="zh-CN"/>
+        </w:rPr>
+      </w:pPr>
+      <w:r>
+        <w:rPr>
+          <w:rFonts w:hint="eastAsia"/>
+          <w:lang w:val="en-US" w:eastAsia="zh-CN"/>
+        </w:rPr>
+        <w:t>遇到错误解决：https://juejin.cn/post/6844903831298375693</w:t>
+      </w:r>
+    </w:p>
+    <w:p>
+      <w:pPr>
+        <w:keepNext w:val="0"/>
+        <w:keepLines w:val="0"/>
+        <w:widowControl/>
+        <w:suppressLineNumbers w:val="0"/>
+        <w:jc w:val="left"/>
+        <w:rPr>
+          <w:rFonts w:ascii="SimSun" w:hAnsi="SimSun" w:eastAsia="SimSun" w:cs="SimSun"/>
+          <w:kern w:val="0"/>
+          <w:sz w:val="24"/>
+          <w:szCs w:val="24"/>
+          <w:lang w:val="en-US" w:eastAsia="zh-CN" w:bidi="ar"/>
+        </w:rPr>
+      </w:pPr>
+      <w:r>
+        <w:rPr>
+          <w:rFonts w:ascii="SimSun" w:hAnsi="SimSun" w:eastAsia="SimSun" w:cs="SimSun"/>
+          <w:kern w:val="0"/>
+          <w:sz w:val="24"/>
+          <w:szCs w:val="24"/>
+          <w:lang w:val="en-US" w:eastAsia="zh-CN" w:bidi="ar"/>
+        </w:rPr>
+        <w:t xml:space="preserve">mysql.server start # 先启动 MySQL </w:t>
+      </w:r>
+    </w:p>
+    <w:p>
+      <w:pPr>
+        <w:keepNext w:val="0"/>
+        <w:keepLines w:val="0"/>
+        <w:widowControl/>
+        <w:suppressLineNumbers w:val="0"/>
+        <w:jc w:val="left"/>
+        <w:rPr>
+          <w:rFonts w:hint="default"/>
+          <w:lang w:val="en-US"/>
+        </w:rPr>
+      </w:pPr>
+      <w:r>
+        <w:rPr>
+          <w:rFonts w:ascii="SimSun" w:hAnsi="SimSun" w:eastAsia="SimSun" w:cs="SimSun"/>
+          <w:kern w:val="0"/>
+          <w:sz w:val="24"/>
+          <w:szCs w:val="24"/>
+          <w:lang w:val="en-US" w:eastAsia="zh-CN" w:bidi="ar"/>
+        </w:rPr>
+        <w:t>mysql -u root -p # 登录 MySQL</w:t>
+      </w:r>
+      <w:r>
+        <w:rPr>
+          <w:rFonts w:hint="eastAsia" w:ascii="SimSun" w:hAnsi="SimSun" w:eastAsia="SimSun" w:cs="SimSun"/>
+          <w:kern w:val="0"/>
+          <w:sz w:val="24"/>
+          <w:szCs w:val="24"/>
+          <w:lang w:val="en-US" w:eastAsia="zh-CN" w:bidi="ar"/>
+        </w:rPr>
+        <w:t xml:space="preserve"> 2025@MySQL</w:t>
+      </w:r>
+    </w:p>
+    <w:p>
+      <w:pPr>
+        <w:rPr>
+          <w:rFonts w:hint="default"/>
+          <w:lang w:val="en-US" w:eastAsia="zh-CN"/>
+        </w:rPr>
+      </w:pPr>
+      <w:r>
+        <w:rPr>
+          <w:rFonts w:hint="default"/>
+          <w:lang w:val="en-US" w:eastAsia="zh-CN"/>
+        </w:rPr>
+        <w:t>你在 macOS 上用 Homebrew 安装 MySQL，不需要 my.ini 文件。在 macOS 和 Linux 上，MySQL 的配置文件是 my.cnf，而不是 Windows 上的 my.ini。</w:t>
+      </w:r>
+    </w:p>
+    <w:p>
+      <w:pPr>
+        <w:rPr>
+          <w:rFonts w:hint="default"/>
+          <w:lang w:val="en-US" w:eastAsia="zh-CN"/>
+        </w:rPr>
+      </w:pPr>
+      <w:r>
+        <w:rPr>
+          <w:rFonts w:hint="eastAsia"/>
+          <w:lang w:val="en-US" w:eastAsia="zh-CN"/>
+        </w:rPr>
+        <w:t>建表</w:t>
+      </w:r>
+    </w:p>
+    <w:p>
+      <w:pPr>
+        <w:rPr>
+          <w:rFonts w:hint="default"/>
+          <w:lang w:val="en-US" w:eastAsia="zh-CN"/>
+        </w:rPr>
+      </w:pPr>
+      <w:r>
+        <w:drawing>
+          <wp:inline distT="0" distB="0" distL="114300" distR="114300">
+            <wp:extent cx="2171700" cy="352425"/>
+            <wp:effectExtent l="0" t="0" r="12700" b="3175"/>
+            <wp:docPr id="19" name="Picture 2"/>
+            <wp:cNvGraphicFramePr>
+              <a:graphicFrameLocks xmlns:a="http://schemas.openxmlformats.org/drawingml/2006/main" noChangeAspect="1"/>
+            </wp:cNvGraphicFramePr>
+            <a:graphic xmlns:a="http://schemas.openxmlformats.org/drawingml/2006/main">
+              <a:graphicData uri="http://schemas.openxmlformats.org/drawingml/2006/picture">
+                <pic:pic xmlns:pic="http://schemas.openxmlformats.org/drawingml/2006/picture">
+                  <pic:nvPicPr>
+                    <pic:cNvPr id="19" name="Picture 2"/>
+                    <pic:cNvPicPr>
+                      <a:picLocks noChangeAspect="1"/>
+                    </pic:cNvPicPr>
+                  </pic:nvPicPr>
+                  <pic:blipFill>
+                    <a:blip r:embed="rId13"/>
+                    <a:stretch>
+                      <a:fillRect/>
+                    </a:stretch>
+                  </pic:blipFill>
+                  <pic:spPr>
+                    <a:xfrm>
+                      <a:off x="0" y="0"/>
+                      <a:ext cx="2171700" cy="352425"/>
+                    </a:xfrm>
+                    <a:prstGeom prst="rect">
+                      <a:avLst/>
+                    </a:prstGeom>
+                    <a:noFill/>
+                    <a:ln>
+                      <a:noFill/>
+                    </a:ln>
+                  </pic:spPr>
+                </pic:pic>
+              </a:graphicData>
+            </a:graphic>
+          </wp:inline>
+        </w:drawing>
+      </w:r>
+    </w:p>
+    <w:p>
+      <w:r>
+        <w:drawing>
+          <wp:inline distT="0" distB="0" distL="114300" distR="114300">
+            <wp:extent cx="1514475" cy="1552575"/>
+            <wp:effectExtent l="0" t="0" r="9525" b="22225"/>
+            <wp:docPr id="20" name="Picture 3"/>
+            <wp:cNvGraphicFramePr>
+              <a:graphicFrameLocks xmlns:a="http://schemas.openxmlformats.org/drawingml/2006/main" noChangeAspect="1"/>
+            </wp:cNvGraphicFramePr>
+            <a:graphic xmlns:a="http://schemas.openxmlformats.org/drawingml/2006/main">
+              <a:graphicData uri="http://schemas.openxmlformats.org/drawingml/2006/picture">
+                <pic:pic xmlns:pic="http://schemas.openxmlformats.org/drawingml/2006/picture">
+                  <pic:nvPicPr>
+                    <pic:cNvPr id="20" name="Picture 3"/>
+                    <pic:cNvPicPr>
+                      <a:picLocks noChangeAspect="1"/>
+                    </pic:cNvPicPr>
+                  </pic:nvPicPr>
+                  <pic:blipFill>
+                    <a:blip r:embed="rId14"/>
+                    <a:stretch>
+                      <a:fillRect/>
+                    </a:stretch>
+                  </pic:blipFill>
+                  <pic:spPr>
+                    <a:xfrm>
+                      <a:off x="0" y="0"/>
+                      <a:ext cx="1514475" cy="1552575"/>
+                    </a:xfrm>
+                    <a:prstGeom prst="rect">
+                      <a:avLst/>
+                    </a:prstGeom>
+                    <a:noFill/>
+                    <a:ln>
+                      <a:noFill/>
+                    </a:ln>
+                  </pic:spPr>
+                </pic:pic>
+              </a:graphicData>
+            </a:graphic>
+          </wp:inline>
+        </w:drawing>
+      </w:r>
+    </w:p>
+    <w:p>
+      <w:r>
+        <w:drawing>
+          <wp:inline distT="0" distB="0" distL="114300" distR="114300">
+            <wp:extent cx="4762500" cy="1457325"/>
+            <wp:effectExtent l="0" t="0" r="12700" b="15875"/>
+            <wp:docPr id="21" name="Picture 4"/>
+            <wp:cNvGraphicFramePr>
+              <a:graphicFrameLocks xmlns:a="http://schemas.openxmlformats.org/drawingml/2006/main" noChangeAspect="1"/>
+            </wp:cNvGraphicFramePr>
+            <a:graphic xmlns:a="http://schemas.openxmlformats.org/drawingml/2006/main">
+              <a:graphicData uri="http://schemas.openxmlformats.org/drawingml/2006/picture">
+                <pic:pic xmlns:pic="http://schemas.openxmlformats.org/drawingml/2006/picture">
+                  <pic:nvPicPr>
+                    <pic:cNvPr id="21" name="Picture 4"/>
+                    <pic:cNvPicPr>
+                      <a:picLocks noChangeAspect="1"/>
+                    </pic:cNvPicPr>
+                  </pic:nvPicPr>
+                  <pic:blipFill>
+                    <a:blip r:embed="rId15"/>
+                    <a:stretch>
+                      <a:fillRect/>
+                    </a:stretch>
+                  </pic:blipFill>
+                  <pic:spPr>
+                    <a:xfrm>
+                      <a:off x="0" y="0"/>
+                      <a:ext cx="4762500" cy="1457325"/>
+                    </a:xfrm>
+                    <a:prstGeom prst="rect">
+                      <a:avLst/>
+                    </a:prstGeom>
+                    <a:noFill/>
+                    <a:ln>
+                      <a:noFill/>
+                    </a:ln>
+                  </pic:spPr>
+                </pic:pic>
+              </a:graphicData>
+            </a:graphic>
+          </wp:inline>
+        </w:drawing>
+      </w:r>
+      <w:r>
+        <w:drawing>
+          <wp:inline distT="0" distB="0" distL="114300" distR="114300">
+            <wp:extent cx="1647825" cy="1685925"/>
+            <wp:effectExtent l="0" t="0" r="3175" b="15875"/>
+            <wp:docPr id="22" name="Picture 5"/>
+            <wp:cNvGraphicFramePr>
+              <a:graphicFrameLocks xmlns:a="http://schemas.openxmlformats.org/drawingml/2006/main" noChangeAspect="1"/>
+            </wp:cNvGraphicFramePr>
+            <a:graphic xmlns:a="http://schemas.openxmlformats.org/drawingml/2006/main">
+              <a:graphicData uri="http://schemas.openxmlformats.org/drawingml/2006/picture">
+                <pic:pic xmlns:pic="http://schemas.openxmlformats.org/drawingml/2006/picture">
+                  <pic:nvPicPr>
+                    <pic:cNvPr id="22" name="Picture 5"/>
+                    <pic:cNvPicPr>
+                      <a:picLocks noChangeAspect="1"/>
+                    </pic:cNvPicPr>
+                  </pic:nvPicPr>
+                  <pic:blipFill>
+                    <a:blip r:embed="rId16"/>
+                    <a:stretch>
+                      <a:fillRect/>
+                    </a:stretch>
+                  </pic:blipFill>
+                  <pic:spPr>
+                    <a:xfrm>
+                      <a:off x="0" y="0"/>
+                      <a:ext cx="1647825" cy="1685925"/>
+                    </a:xfrm>
+                    <a:prstGeom prst="rect">
+                      <a:avLst/>
+                    </a:prstGeom>
+                    <a:noFill/>
+                    <a:ln>
+                      <a:noFill/>
+                    </a:ln>
+                  </pic:spPr>
+                </pic:pic>
+              </a:graphicData>
+            </a:graphic>
+          </wp:inline>
+        </w:drawing>
+      </w:r>
+    </w:p>
+    <w:p>
+      <w:pPr>
+        <w:rPr>
+          <w:rFonts w:hint="eastAsia"/>
+          <w:lang w:val="en-US" w:eastAsia="zh-CN"/>
+        </w:rPr>
+      </w:pPr>
+      <w:r>
+        <w:rPr>
+          <w:rFonts w:hint="eastAsia"/>
+          <w:lang w:val="en-US" w:eastAsia="zh-CN"/>
+        </w:rPr>
+        <w:t>导入数据</w:t>
+      </w:r>
+    </w:p>
+    <w:p>
+      <w:r>
+        <w:drawing>
+          <wp:inline distT="0" distB="0" distL="114300" distR="114300">
+            <wp:extent cx="4657725" cy="914400"/>
+            <wp:effectExtent l="0" t="0" r="15875" b="0"/>
+            <wp:docPr id="23" name="Picture 6"/>
+            <wp:cNvGraphicFramePr>
+              <a:graphicFrameLocks xmlns:a="http://schemas.openxmlformats.org/drawingml/2006/main" noChangeAspect="1"/>
+            </wp:cNvGraphicFramePr>
+            <a:graphic xmlns:a="http://schemas.openxmlformats.org/drawingml/2006/main">
+              <a:graphicData uri="http://schemas.openxmlformats.org/drawingml/2006/picture">
+                <pic:pic xmlns:pic="http://schemas.openxmlformats.org/drawingml/2006/picture">
+                  <pic:nvPicPr>
+                    <pic:cNvPr id="23" name="Picture 6"/>
+                    <pic:cNvPicPr>
+                      <a:picLocks noChangeAspect="1"/>
+                    </pic:cNvPicPr>
+                  </pic:nvPicPr>
+                  <pic:blipFill>
+                    <a:blip r:embed="rId17"/>
+                    <a:stretch>
+                      <a:fillRect/>
+                    </a:stretch>
+                  </pic:blipFill>
+                  <pic:spPr>
+                    <a:xfrm>
+                      <a:off x="0" y="0"/>
+                      <a:ext cx="4657725" cy="914400"/>
+                    </a:xfrm>
+                    <a:prstGeom prst="rect">
+                      <a:avLst/>
+                    </a:prstGeom>
+                    <a:noFill/>
+                    <a:ln>
+                      <a:noFill/>
+                    </a:ln>
+                  </pic:spPr>
+                </pic:pic>
+              </a:graphicData>
+            </a:graphic>
+          </wp:inline>
+        </w:drawing>
+      </w:r>
+    </w:p>
+    <w:p>
+      <w:r>
+        <w:drawing>
+          <wp:inline distT="0" distB="0" distL="114300" distR="114300">
+            <wp:extent cx="4695825" cy="1381125"/>
+            <wp:effectExtent l="0" t="0" r="3175" b="15875"/>
+            <wp:docPr id="24" name="Picture 7"/>
+            <wp:cNvGraphicFramePr>
+              <a:graphicFrameLocks xmlns:a="http://schemas.openxmlformats.org/drawingml/2006/main" noChangeAspect="1"/>
+            </wp:cNvGraphicFramePr>
+            <a:graphic xmlns:a="http://schemas.openxmlformats.org/drawingml/2006/main">
+              <a:graphicData uri="http://schemas.openxmlformats.org/drawingml/2006/picture">
+                <pic:pic xmlns:pic="http://schemas.openxmlformats.org/drawingml/2006/picture">
+                  <pic:nvPicPr>
+                    <pic:cNvPr id="24" name="Picture 7"/>
+                    <pic:cNvPicPr>
+                      <a:picLocks noChangeAspect="1"/>
+                    </pic:cNvPicPr>
+                  </pic:nvPicPr>
+                  <pic:blipFill>
+                    <a:blip r:embed="rId18"/>
+                    <a:stretch>
+                      <a:fillRect/>
+                    </a:stretch>
+                  </pic:blipFill>
+                  <pic:spPr>
+                    <a:xfrm>
+                      <a:off x="0" y="0"/>
+                      <a:ext cx="4695825" cy="1381125"/>
+                    </a:xfrm>
+                    <a:prstGeom prst="rect">
+                      <a:avLst/>
+                    </a:prstGeom>
+                    <a:noFill/>
+                    <a:ln>
+                      <a:noFill/>
+                    </a:ln>
+                  </pic:spPr>
+                </pic:pic>
+              </a:graphicData>
+            </a:graphic>
+          </wp:inline>
+        </w:drawing>
+      </w:r>
+    </w:p>
+    <w:p>
+      <w:r>
+        <w:drawing>
+          <wp:inline distT="0" distB="0" distL="114300" distR="114300">
+            <wp:extent cx="5272405" cy="3514725"/>
+            <wp:effectExtent l="0" t="0" r="10795" b="15875"/>
+            <wp:docPr id="25" name="Picture 8"/>
+            <wp:cNvGraphicFramePr>
+              <a:graphicFrameLocks xmlns:a="http://schemas.openxmlformats.org/drawingml/2006/main" noChangeAspect="1"/>
+            </wp:cNvGraphicFramePr>
+            <a:graphic xmlns:a="http://schemas.openxmlformats.org/drawingml/2006/main">
+              <a:graphicData uri="http://schemas.openxmlformats.org/drawingml/2006/picture">
+                <pic:pic xmlns:pic="http://schemas.openxmlformats.org/drawingml/2006/picture">
+                  <pic:nvPicPr>
+                    <pic:cNvPr id="25" name="Picture 8"/>
+                    <pic:cNvPicPr>
+                      <a:picLocks noChangeAspect="1"/>
+                    </pic:cNvPicPr>
+                  </pic:nvPicPr>
+                  <pic:blipFill>
+                    <a:blip r:embed="rId19"/>
+                    <a:stretch>
+                      <a:fillRect/>
+                    </a:stretch>
+                  </pic:blipFill>
+                  <pic:spPr>
+                    <a:xfrm>
+                      <a:off x="0" y="0"/>
+                      <a:ext cx="5272405" cy="3514725"/>
+                    </a:xfrm>
+                    <a:prstGeom prst="rect">
+                      <a:avLst/>
+                    </a:prstGeom>
+                    <a:noFill/>
+                    <a:ln>
+                      <a:noFill/>
+                    </a:ln>
+                  </pic:spPr>
+                </pic:pic>
+              </a:graphicData>
+            </a:graphic>
+          </wp:inline>
+        </w:drawing>
+      </w:r>
+    </w:p>
+    <w:p/>
+    <w:p/>
+    <w:p>
+      <w:r>
+        <w:drawing>
+          <wp:inline distT="0" distB="0" distL="114300" distR="114300">
+            <wp:extent cx="2476500" cy="3562350"/>
+            <wp:effectExtent l="0" t="0" r="12700" b="19050"/>
+            <wp:docPr id="26" name="Picture 9"/>
+            <wp:cNvGraphicFramePr>
+              <a:graphicFrameLocks xmlns:a="http://schemas.openxmlformats.org/drawingml/2006/main" noChangeAspect="1"/>
+            </wp:cNvGraphicFramePr>
+            <a:graphic xmlns:a="http://schemas.openxmlformats.org/drawingml/2006/main">
+              <a:graphicData uri="http://schemas.openxmlformats.org/drawingml/2006/picture">
+                <pic:pic xmlns:pic="http://schemas.openxmlformats.org/drawingml/2006/picture">
+                  <pic:nvPicPr>
+                    <pic:cNvPr id="26" name="Picture 9"/>
+                    <pic:cNvPicPr>
+                      <a:picLocks noChangeAspect="1"/>
+                    </pic:cNvPicPr>
+                  </pic:nvPicPr>
+                  <pic:blipFill>
+                    <a:blip r:embed="rId20"/>
+                    <a:stretch>
+                      <a:fillRect/>
+                    </a:stretch>
+                  </pic:blipFill>
+                  <pic:spPr>
+                    <a:xfrm>
+                      <a:off x="0" y="0"/>
+                      <a:ext cx="2476500" cy="3562350"/>
+                    </a:xfrm>
+                    <a:prstGeom prst="rect">
+                      <a:avLst/>
+                    </a:prstGeom>
+                    <a:noFill/>
+                    <a:ln>
+                      <a:noFill/>
+                    </a:ln>
+                  </pic:spPr>
+                </pic:pic>
+              </a:graphicData>
+            </a:graphic>
+          </wp:inline>
+        </w:drawing>
+      </w:r>
+    </w:p>
+    <w:p/>
+    <w:p>
+      <w:pPr>
+        <w:rPr>
+          <w:rFonts w:hint="eastAsia"/>
+          <w:sz w:val="28"/>
+          <w:szCs w:val="28"/>
+          <w:lang w:val="en-US" w:eastAsia="zh-CN"/>
+        </w:rPr>
+      </w:pPr>
+      <w:r>
+        <w:rPr>
+          <w:rFonts w:hint="default"/>
+          <w:sz w:val="28"/>
+          <w:szCs w:val="28"/>
+          <w:lang w:val="en-US"/>
+        </w:rPr>
+        <w:t>salt</w:t>
+      </w:r>
+      <w:r>
+        <w:rPr>
+          <w:rFonts w:hint="eastAsia"/>
+          <w:sz w:val="28"/>
+          <w:szCs w:val="28"/>
+          <w:lang w:val="en-US" w:eastAsia="zh-CN"/>
+        </w:rPr>
+        <w:t>（盐）作用：对于12345这类太简单的密码，在其后面加一个随机的字符串。</w:t>
+      </w:r>
+    </w:p>
+    <w:p>
+      <w:r>
+        <w:drawing>
+          <wp:inline distT="0" distB="0" distL="114300" distR="114300">
+            <wp:extent cx="5269865" cy="464185"/>
+            <wp:effectExtent l="0" t="0" r="13335" b="18415"/>
+            <wp:docPr id="27" name="Picture 10"/>
+            <wp:cNvGraphicFramePr>
+              <a:graphicFrameLocks xmlns:a="http://schemas.openxmlformats.org/drawingml/2006/main" noChangeAspect="1"/>
+            </wp:cNvGraphicFramePr>
+            <a:graphic xmlns:a="http://schemas.openxmlformats.org/drawingml/2006/main">
+              <a:graphicData uri="http://schemas.openxmlformats.org/drawingml/2006/picture">
+                <pic:pic xmlns:pic="http://schemas.openxmlformats.org/drawingml/2006/picture">
+                  <pic:nvPicPr>
+                    <pic:cNvPr id="27" name="Picture 10"/>
+                    <pic:cNvPicPr>
+                      <a:picLocks noChangeAspect="1"/>
+                    </pic:cNvPicPr>
+                  </pic:nvPicPr>
+                  <pic:blipFill>
+                    <a:blip r:embed="rId21"/>
+                    <a:stretch>
+                      <a:fillRect/>
+                    </a:stretch>
+                  </pic:blipFill>
+                  <pic:spPr>
+                    <a:xfrm>
+                      <a:off x="0" y="0"/>
+                      <a:ext cx="5269865" cy="464185"/>
+                    </a:xfrm>
+                    <a:prstGeom prst="rect">
+                      <a:avLst/>
+                    </a:prstGeom>
+                    <a:noFill/>
+                    <a:ln>
+                      <a:noFill/>
+                    </a:ln>
+                  </pic:spPr>
+                </pic:pic>
+              </a:graphicData>
+            </a:graphic>
+          </wp:inline>
+        </w:drawing>
+      </w:r>
+    </w:p>
+    <w:p>
+      <w:pPr>
+        <w:rPr>
+          <w:rFonts w:hint="eastAsia"/>
+          <w:lang w:val="en-US" w:eastAsia="zh-CN"/>
+        </w:rPr>
+      </w:pPr>
+      <w:r>
+        <w:rPr>
+          <w:rFonts w:hint="eastAsia"/>
+          <w:lang w:val="en-US" w:eastAsia="zh-CN"/>
+        </w:rPr>
+        <w:t>生成构建函数，Generator</w:t>
+      </w:r>
+    </w:p>
+    <w:p>
+      <w:pPr>
+        <w:rPr>
+          <w:rFonts w:hint="default"/>
+          <w:lang w:val="en-US" w:eastAsia="zh-CN"/>
+        </w:rPr>
+      </w:pPr>
+      <w:r>
+        <w:rPr>
+          <w:rFonts w:hint="default"/>
+          <w:lang w:val="en-US" w:eastAsia="zh-CN"/>
+        </w:rPr>
+        <w:t>打开 Preferences（⌘ + ,</w:t>
+      </w:r>
+    </w:p>
+    <w:p>
+      <w:pPr>
+        <w:rPr>
+          <w:rFonts w:hint="default"/>
+          <w:lang w:val="en-US" w:eastAsia="zh-CN"/>
+        </w:rPr>
+      </w:pPr>
+      <w:r>
+        <w:rPr>
+          <w:rFonts w:hint="eastAsia"/>
+          <w:lang w:val="en-US" w:eastAsia="zh-CN"/>
+        </w:rPr>
+        <w:t>快捷键</w:t>
+      </w:r>
+      <w:r>
+        <w:rPr>
+          <w:rFonts w:hint="default"/>
+          <w:lang w:val="en-US" w:eastAsia="zh-CN"/>
+        </w:rPr>
+        <w:t>Fn + Command + N。</w:t>
+      </w:r>
+    </w:p>
+    <w:p>
+      <w:pPr>
+        <w:rPr>
+          <w:rFonts w:hint="default"/>
+          <w:lang w:val="en-US" w:eastAsia="zh-CN"/>
+        </w:rPr>
+      </w:pPr>
+    </w:p>
+    <w:p>
+      <w:pPr>
+        <w:rPr>
+          <w:rFonts w:hint="default"/>
+          <w:lang w:val="en-US" w:eastAsia="zh-CN"/>
+        </w:rPr>
+      </w:pPr>
+      <w:bookmarkStart w:id="0" w:name="_GoBack"/>
+      <w:bookmarkEnd w:id="0"/>
+    </w:p>
+    <w:p>
+      <w:pPr>
+        <w:rPr>
+          <w:rFonts w:hint="default"/>
+          <w:lang w:val="en-US"/>
+        </w:rPr>
+      </w:pPr>
+    </w:p>
+    <w:p/>
+    <w:p/>
+    <w:p>
+      <w:pPr>
+        <w:rPr>
+          <w:rFonts w:hint="default"/>
           <w:lang w:val="en-US" w:eastAsia="zh-CN"/>
         </w:rPr>
       </w:pPr>
@@ -1194,7 +1970,7 @@
                     </pic:cNvPicPr>
                   </pic:nvPicPr>
                   <pic:blipFill>
-                    <a:blip r:embed="rId11"/>
+                    <a:blip r:embed="rId22"/>
                     <a:stretch>
                       <a:fillRect/>
                     </a:stretch>
@@ -1239,7 +2015,7 @@
                     </pic:cNvPicPr>
                   </pic:nvPicPr>
                   <pic:blipFill>
-                    <a:blip r:embed="rId12"/>
+                    <a:blip r:embed="rId23"/>
                     <a:stretch>
                       <a:fillRect/>
                     </a:stretch>
@@ -1282,7 +2058,7 @@
                     </pic:cNvPicPr>
                   </pic:nvPicPr>
                   <pic:blipFill>
-                    <a:blip r:embed="rId13"/>
+                    <a:blip r:embed="rId24"/>
                     <a:stretch>
                       <a:fillRect/>
                     </a:stretch>
@@ -1325,7 +2101,7 @@
                     </pic:cNvPicPr>
                   </pic:nvPicPr>
                   <pic:blipFill>
-                    <a:blip r:embed="rId14"/>
+                    <a:blip r:embed="rId25"/>
                     <a:stretch>
                       <a:fillRect/>
                     </a:stretch>
@@ -1370,7 +2146,7 @@
                     </pic:cNvPicPr>
                   </pic:nvPicPr>
                   <pic:blipFill>
-                    <a:blip r:embed="rId15"/>
+                    <a:blip r:embed="rId26"/>
                     <a:stretch>
                       <a:fillRect/>
                     </a:stretch>
@@ -1413,7 +2189,7 @@
                     </pic:cNvPicPr>
                   </pic:nvPicPr>
                   <pic:blipFill>
-                    <a:blip r:embed="rId16"/>
+                    <a:blip r:embed="rId27"/>
                     <a:stretch>
                       <a:fillRect/>
                     </a:stretch>
@@ -1456,7 +2232,7 @@
                     </pic:cNvPicPr>
                   </pic:nvPicPr>
                   <pic:blipFill>
-                    <a:blip r:embed="rId17"/>
+                    <a:blip r:embed="rId28"/>
                     <a:stretch>
                       <a:fillRect/>
                     </a:stretch>
@@ -1501,7 +2277,7 @@
                     </pic:cNvPicPr>
                   </pic:nvPicPr>
                   <pic:blipFill>
-                    <a:blip r:embed="rId18"/>
+                    <a:blip r:embed="rId29"/>
                     <a:stretch>
                       <a:fillRect/>
                     </a:stretch>
@@ -1584,7 +2360,7 @@
                     </pic:cNvPicPr>
                   </pic:nvPicPr>
                   <pic:blipFill>
-                    <a:blip r:embed="rId19"/>
+                    <a:blip r:embed="rId30"/>
                     <a:stretch>
                       <a:fillRect/>
                     </a:stretch>
@@ -1645,6 +2421,18 @@
 <file path=word/numbering.xml><?xml version="1.0" encoding="utf-8"?>
 <w:numbering xmlns:wpc="http://schemas.microsoft.com/office/word/2010/wordprocessingCanvas" xmlns:mc="http://schemas.openxmlformats.org/markup-compatibility/2006" xmlns:o="urn:schemas-microsoft-com:office:office" xmlns:r="http://schemas.openxmlformats.org/officeDocument/2006/relationships" xmlns:m="http://schemas.openxmlformats.org/officeDocument/2006/math" xmlns:v="urn:schemas-microsoft-com:vml" xmlns:wp14="http://schemas.microsoft.com/office/word/2010/wordprocessingDrawing" xmlns:wp="http://schemas.openxmlformats.org/drawingml/2006/wordprocessingDrawing" xmlns:w10="urn:schemas-microsoft-com:office:word" xmlns:w="http://schemas.openxmlformats.org/wordprocessingml/2006/main" xmlns:w14="http://schemas.microsoft.com/office/word/2010/wordml" xmlns:wpg="http://schemas.microsoft.com/office/word/2010/wordprocessingGroup" xmlns:wpi="http://schemas.microsoft.com/office/word/2010/wordprocessingInk" xmlns:wne="http://schemas.microsoft.com/office/word/2006/wordml" xmlns:wps="http://schemas.microsoft.com/office/word/2010/wordprocessingShape" xmlns:wpsCustomData="http://www.wps.cn/officeDocument/2013/wpsCustomData" mc:Ignorable="w14 wp14">
   <w:abstractNum w:abstractNumId="0">
+    <w:nsid w:val="9EF3051B"/>
+    <w:multiLevelType w:val="singleLevel"/>
+    <w:tmpl w:val="9EF3051B"/>
+    <w:lvl w:ilvl="0" w:tentative="0">
+      <w:start w:val="4"/>
+      <w:numFmt w:val="decimal"/>
+      <w:suff w:val="space"/>
+      <w:lvlText w:val="%1."/>
+      <w:lvlJc w:val="left"/>
+    </w:lvl>
+  </w:abstractNum>
+  <w:abstractNum w:abstractNumId="1">
     <w:nsid w:val="F3773663"/>
     <w:multiLevelType w:val="singleLevel"/>
     <w:tmpl w:val="F3773663"/>
@@ -1657,6 +2445,9 @@
     </w:lvl>
   </w:abstractNum>
   <w:num w:numId="1">
+    <w:abstractNumId w:val="1"/>
+  </w:num>
+  <w:num w:numId="2">
     <w:abstractNumId w:val="0"/>
   </w:num>
 </w:numbering>
